--- a/КП Автосалон легковых автомобилей.docx
+++ b/КП Автосалон легковых автомобилей.docx
@@ -843,7 +843,6 @@
           <w:docPartUnique/>
         </w:docPartObj>
       </w:sdtPr>
-      <w:sdtEndPr/>
       <w:sdtContent>
         <w:p>
           <w:pPr>
@@ -13810,9 +13809,9 @@
           <w:lang w:eastAsia="ru-RU"/>
         </w:rPr>
         <w:drawing>
-          <wp:inline distT="0" distB="0" distL="0" distR="0" wp14:anchorId="1976E9AB" wp14:editId="01EF01BE">
-            <wp:extent cx="1867401" cy="3600000"/>
-            <wp:effectExtent l="19050" t="19050" r="19050" b="19685"/>
+          <wp:inline distT="0" distB="0" distL="0" distR="0" wp14:anchorId="6911809A" wp14:editId="5F7F76A0">
+            <wp:extent cx="5368281" cy="2880000"/>
+            <wp:effectExtent l="19050" t="19050" r="23495" b="15875"/>
             <wp:docPr id="1" name="Рисунок 1"/>
             <wp:cNvGraphicFramePr>
               <a:graphicFrameLocks xmlns:a="http://schemas.openxmlformats.org/drawingml/2006/main" noChangeAspect="1"/>
@@ -13833,7 +13832,7 @@
                   <pic:spPr>
                     <a:xfrm>
                       <a:off x="0" y="0"/>
-                      <a:ext cx="1867401" cy="3600000"/>
+                      <a:ext cx="5368281" cy="2880000"/>
                     </a:xfrm>
                     <a:prstGeom prst="rect">
                       <a:avLst/>
@@ -13898,43 +13897,50 @@
           <w:sz w:val="28"/>
           <w:szCs w:val="28"/>
         </w:rPr>
+        <w:t>На рисунке 6</w:t>
+      </w:r>
+      <w:r>
+        <w:rPr>
+          <w:sz w:val="28"/>
+          <w:szCs w:val="28"/>
+        </w:rPr>
+        <w:t xml:space="preserve"> представлено окно</w:t>
+      </w:r>
+      <w:r>
+        <w:rPr>
+          <w:sz w:val="28"/>
+          <w:szCs w:val="28"/>
+        </w:rPr>
+        <w:t xml:space="preserve"> </w:t>
+      </w:r>
+      <w:r>
+        <w:rPr>
+          <w:sz w:val="28"/>
+          <w:szCs w:val="28"/>
+        </w:rPr>
+        <w:t>просмотра списка автомобилей для не авторизованного пользователя</w:t>
+      </w:r>
+      <w:r>
+        <w:rPr>
+          <w:sz w:val="28"/>
+          <w:szCs w:val="28"/>
+        </w:rPr>
+        <w:t>.</w:t>
+      </w:r>
+      <w:r>
+        <w:rPr>
+          <w:sz w:val="28"/>
+          <w:szCs w:val="28"/>
+        </w:rPr>
+        <w:t xml:space="preserve"> На данном окне есть возможность поиска по </w:t>
+      </w:r>
+      <w:r>
+        <w:rPr>
+          <w:sz w:val="28"/>
+          <w:szCs w:val="28"/>
+        </w:rPr>
         <w:lastRenderedPageBreak/>
-        <w:t>На рисунке 6</w:t>
-      </w:r>
-      <w:r>
-        <w:rPr>
-          <w:sz w:val="28"/>
-          <w:szCs w:val="28"/>
-        </w:rPr>
-        <w:t xml:space="preserve"> представлено окно</w:t>
-      </w:r>
-      <w:r>
-        <w:rPr>
-          <w:sz w:val="28"/>
-          <w:szCs w:val="28"/>
-        </w:rPr>
-        <w:t xml:space="preserve"> </w:t>
-      </w:r>
-      <w:r>
-        <w:rPr>
-          <w:sz w:val="28"/>
-          <w:szCs w:val="28"/>
-        </w:rPr>
-        <w:t>просмотра списка автомобилей для не авторизованного пользователя</w:t>
-      </w:r>
-      <w:r>
-        <w:rPr>
-          <w:sz w:val="28"/>
-          <w:szCs w:val="28"/>
-        </w:rPr>
-        <w:t>.</w:t>
-      </w:r>
-      <w:r>
-        <w:rPr>
-          <w:sz w:val="28"/>
-          <w:szCs w:val="28"/>
-        </w:rPr>
-        <w:t xml:space="preserve"> На данном окне есть возможность поиска по модели</w:t>
+        <w:t>модели</w:t>
       </w:r>
       <w:r>
         <w:rPr>
@@ -13991,10 +13997,10 @@
           <w:lang w:eastAsia="ru-RU"/>
         </w:rPr>
         <w:drawing>
-          <wp:inline distT="0" distB="0" distL="0" distR="0" wp14:anchorId="6C14E764" wp14:editId="78FDDADD">
-            <wp:extent cx="5634957" cy="2520000"/>
-            <wp:effectExtent l="19050" t="19050" r="23495" b="13970"/>
-            <wp:docPr id="13" name="Рисунок 13"/>
+          <wp:inline distT="0" distB="0" distL="0" distR="0" wp14:anchorId="604C1456" wp14:editId="61B50B0C">
+            <wp:extent cx="5368280" cy="2880000"/>
+            <wp:effectExtent l="19050" t="19050" r="23495" b="15875"/>
+            <wp:docPr id="2" name="Рисунок 2"/>
             <wp:cNvGraphicFramePr>
               <a:graphicFrameLocks xmlns:a="http://schemas.openxmlformats.org/drawingml/2006/main" noChangeAspect="1"/>
             </wp:cNvGraphicFramePr>
@@ -14014,7 +14020,7 @@
                   <pic:spPr>
                     <a:xfrm>
                       <a:off x="0" y="0"/>
-                      <a:ext cx="5634957" cy="2520000"/>
+                      <a:ext cx="5368280" cy="2880000"/>
                     </a:xfrm>
                     <a:prstGeom prst="rect">
                       <a:avLst/>
@@ -14188,12 +14194,11 @@
           <w:szCs w:val="28"/>
           <w:lang w:eastAsia="ru-RU"/>
         </w:rPr>
-        <w:lastRenderedPageBreak/>
         <w:drawing>
-          <wp:inline distT="0" distB="0" distL="0" distR="0" wp14:anchorId="58566610" wp14:editId="05966ACD">
-            <wp:extent cx="1862609" cy="3600000"/>
-            <wp:effectExtent l="19050" t="19050" r="23495" b="19685"/>
-            <wp:docPr id="5" name="Рисунок 5"/>
+          <wp:inline distT="0" distB="0" distL="0" distR="0" wp14:anchorId="5D28A231" wp14:editId="7AE30BA3">
+            <wp:extent cx="5373449" cy="2880000"/>
+            <wp:effectExtent l="19050" t="19050" r="17780" b="15875"/>
+            <wp:docPr id="4" name="Рисунок 4"/>
             <wp:cNvGraphicFramePr>
               <a:graphicFrameLocks xmlns:a="http://schemas.openxmlformats.org/drawingml/2006/main" noChangeAspect="1"/>
             </wp:cNvGraphicFramePr>
@@ -14213,7 +14218,7 @@
                   <pic:spPr>
                     <a:xfrm>
                       <a:off x="0" y="0"/>
-                      <a:ext cx="1862609" cy="3600000"/>
+                      <a:ext cx="5373449" cy="2880000"/>
                     </a:xfrm>
                     <a:prstGeom prst="rect">
                       <a:avLst/>
@@ -14284,6 +14289,7 @@
           <w:sz w:val="28"/>
           <w:szCs w:val="28"/>
         </w:rPr>
+        <w:lastRenderedPageBreak/>
         <w:t>На рисунках 8</w:t>
       </w:r>
       <w:r>
@@ -14374,10 +14380,10 @@
           <w:lang w:eastAsia="ru-RU"/>
         </w:rPr>
         <w:drawing>
-          <wp:inline distT="0" distB="0" distL="0" distR="0" wp14:anchorId="12B89AC7" wp14:editId="4F167CF0">
-            <wp:extent cx="1854902" cy="3600000"/>
-            <wp:effectExtent l="19050" t="19050" r="12065" b="19685"/>
-            <wp:docPr id="6" name="Рисунок 6"/>
+          <wp:inline distT="0" distB="0" distL="0" distR="0" wp14:anchorId="104B50C7" wp14:editId="34668BF4">
+            <wp:extent cx="5368281" cy="2880000"/>
+            <wp:effectExtent l="19050" t="19050" r="23495" b="15875"/>
+            <wp:docPr id="9" name="Рисунок 9"/>
             <wp:cNvGraphicFramePr>
               <a:graphicFrameLocks xmlns:a="http://schemas.openxmlformats.org/drawingml/2006/main" noChangeAspect="1"/>
             </wp:cNvGraphicFramePr>
@@ -14397,7 +14403,7 @@
                   <pic:spPr>
                     <a:xfrm>
                       <a:off x="0" y="0"/>
-                      <a:ext cx="1854902" cy="3600000"/>
+                      <a:ext cx="5368281" cy="2880000"/>
                     </a:xfrm>
                     <a:prstGeom prst="rect">
                       <a:avLst/>
@@ -14483,12 +14489,11 @@
           <w:szCs w:val="28"/>
           <w:lang w:eastAsia="ru-RU"/>
         </w:rPr>
-        <w:lastRenderedPageBreak/>
         <w:drawing>
-          <wp:inline distT="0" distB="0" distL="0" distR="0" wp14:anchorId="140407C2" wp14:editId="79AA560B">
-            <wp:extent cx="1854902" cy="3600000"/>
-            <wp:effectExtent l="19050" t="19050" r="12065" b="19685"/>
-            <wp:docPr id="7" name="Рисунок 7"/>
+          <wp:inline distT="0" distB="0" distL="0" distR="0" wp14:anchorId="0D6B9390" wp14:editId="7308B741">
+            <wp:extent cx="5368281" cy="2880000"/>
+            <wp:effectExtent l="19050" t="19050" r="23495" b="15875"/>
+            <wp:docPr id="10" name="Рисунок 10"/>
             <wp:cNvGraphicFramePr>
               <a:graphicFrameLocks xmlns:a="http://schemas.openxmlformats.org/drawingml/2006/main" noChangeAspect="1"/>
             </wp:cNvGraphicFramePr>
@@ -14508,7 +14513,7 @@
                   <pic:spPr>
                     <a:xfrm>
                       <a:off x="0" y="0"/>
-                      <a:ext cx="1854902" cy="3600000"/>
+                      <a:ext cx="5368281" cy="2880000"/>
                     </a:xfrm>
                     <a:prstGeom prst="rect">
                       <a:avLst/>
@@ -14581,11 +14586,12 @@
           <w:szCs w:val="28"/>
           <w:lang w:eastAsia="ru-RU"/>
         </w:rPr>
+        <w:lastRenderedPageBreak/>
         <w:drawing>
-          <wp:inline distT="0" distB="0" distL="0" distR="0" wp14:anchorId="7CE683C4" wp14:editId="3259FD4D">
-            <wp:extent cx="2097425" cy="3600000"/>
-            <wp:effectExtent l="19050" t="19050" r="17145" b="19685"/>
-            <wp:docPr id="8" name="Рисунок 8"/>
+          <wp:inline distT="0" distB="0" distL="0" distR="0" wp14:anchorId="46DAEDE9" wp14:editId="57E5D9BC">
+            <wp:extent cx="5368281" cy="2880000"/>
+            <wp:effectExtent l="19050" t="19050" r="23495" b="15875"/>
+            <wp:docPr id="11" name="Рисунок 11"/>
             <wp:cNvGraphicFramePr>
               <a:graphicFrameLocks xmlns:a="http://schemas.openxmlformats.org/drawingml/2006/main" noChangeAspect="1"/>
             </wp:cNvGraphicFramePr>
@@ -14605,7 +14611,7 @@
                   <pic:spPr>
                     <a:xfrm>
                       <a:off x="0" y="0"/>
-                      <a:ext cx="2097425" cy="3600000"/>
+                      <a:ext cx="5368281" cy="2880000"/>
                     </a:xfrm>
                     <a:prstGeom prst="rect">
                       <a:avLst/>
@@ -14711,7 +14717,6 @@
           <w:sz w:val="28"/>
           <w:szCs w:val="28"/>
         </w:rPr>
-        <w:lastRenderedPageBreak/>
         <w:t>вошедшего в систему</w:t>
       </w:r>
       <w:r>
@@ -14761,10 +14766,10 @@
           <w:lang w:eastAsia="ru-RU"/>
         </w:rPr>
         <w:drawing>
-          <wp:inline distT="0" distB="0" distL="0" distR="0" wp14:anchorId="769D7E74" wp14:editId="130925E0">
-            <wp:extent cx="5400000" cy="4133181"/>
-            <wp:effectExtent l="19050" t="19050" r="10795" b="20320"/>
-            <wp:docPr id="19" name="Рисунок 19"/>
+          <wp:inline distT="0" distB="0" distL="0" distR="0" wp14:anchorId="3081BF3D" wp14:editId="7C925588">
+            <wp:extent cx="5368281" cy="2880000"/>
+            <wp:effectExtent l="19050" t="19050" r="23495" b="15875"/>
+            <wp:docPr id="12" name="Рисунок 12"/>
             <wp:cNvGraphicFramePr>
               <a:graphicFrameLocks xmlns:a="http://schemas.openxmlformats.org/drawingml/2006/main" noChangeAspect="1"/>
             </wp:cNvGraphicFramePr>
@@ -14784,7 +14789,7 @@
                   <pic:spPr>
                     <a:xfrm>
                       <a:off x="0" y="0"/>
-                      <a:ext cx="5400000" cy="4133181"/>
+                      <a:ext cx="5368281" cy="2880000"/>
                     </a:xfrm>
                     <a:prstGeom prst="rect">
                       <a:avLst/>
@@ -14904,7 +14909,15 @@
           <w:sz w:val="28"/>
           <w:szCs w:val="28"/>
         </w:rPr>
-        <w:t>Помимо этого</w:t>
+        <w:t xml:space="preserve">Помимо </w:t>
+      </w:r>
+      <w:r>
+        <w:rPr>
+          <w:sz w:val="28"/>
+          <w:szCs w:val="28"/>
+        </w:rPr>
+        <w:lastRenderedPageBreak/>
+        <w:t>этого</w:t>
       </w:r>
       <w:r>
         <w:rPr>
@@ -15001,12 +15014,11 @@
           <w:szCs w:val="28"/>
           <w:lang w:eastAsia="ru-RU"/>
         </w:rPr>
-        <w:lastRenderedPageBreak/>
         <w:drawing>
-          <wp:inline distT="0" distB="0" distL="0" distR="0" wp14:anchorId="13FCE034" wp14:editId="6731F1D8">
-            <wp:extent cx="5400000" cy="3930870"/>
-            <wp:effectExtent l="19050" t="19050" r="10795" b="12700"/>
-            <wp:docPr id="20" name="Рисунок 20"/>
+          <wp:inline distT="0" distB="0" distL="0" distR="0" wp14:anchorId="79C07325" wp14:editId="670E489A">
+            <wp:extent cx="5368281" cy="2880000"/>
+            <wp:effectExtent l="19050" t="19050" r="23495" b="15875"/>
+            <wp:docPr id="22" name="Рисунок 22"/>
             <wp:cNvGraphicFramePr>
               <a:graphicFrameLocks xmlns:a="http://schemas.openxmlformats.org/drawingml/2006/main" noChangeAspect="1"/>
             </wp:cNvGraphicFramePr>
@@ -15026,7 +15038,7 @@
                   <pic:spPr>
                     <a:xfrm>
                       <a:off x="0" y="0"/>
-                      <a:ext cx="5400000" cy="3930870"/>
+                      <a:ext cx="5368281" cy="2880000"/>
                     </a:xfrm>
                     <a:prstGeom prst="rect">
                       <a:avLst/>
@@ -15051,6 +15063,7 @@
         <w:rPr>
           <w:sz w:val="28"/>
           <w:szCs w:val="28"/>
+          <w:lang w:val="en-US"/>
         </w:rPr>
       </w:pPr>
       <w:r>
@@ -15100,10 +15113,10 @@
           <w:lang w:eastAsia="ru-RU"/>
         </w:rPr>
         <w:drawing>
-          <wp:inline distT="0" distB="0" distL="0" distR="0" wp14:anchorId="66B157F3" wp14:editId="3C880508">
-            <wp:extent cx="3600000" cy="3891498"/>
-            <wp:effectExtent l="19050" t="19050" r="19685" b="13970"/>
-            <wp:docPr id="15" name="Рисунок 15"/>
+          <wp:inline distT="0" distB="0" distL="0" distR="0" wp14:anchorId="3895D233" wp14:editId="66ADAFF0">
+            <wp:extent cx="2647500" cy="3600000"/>
+            <wp:effectExtent l="19050" t="19050" r="19685" b="19685"/>
+            <wp:docPr id="26" name="Рисунок 26"/>
             <wp:cNvGraphicFramePr>
               <a:graphicFrameLocks xmlns:a="http://schemas.openxmlformats.org/drawingml/2006/main" noChangeAspect="1"/>
             </wp:cNvGraphicFramePr>
@@ -15123,7 +15136,7 @@
                   <pic:spPr>
                     <a:xfrm>
                       <a:off x="0" y="0"/>
-                      <a:ext cx="3600000" cy="3891498"/>
+                      <a:ext cx="2647500" cy="3600000"/>
                     </a:xfrm>
                     <a:prstGeom prst="rect">
                       <a:avLst/>
@@ -15197,10 +15210,10 @@
         </w:rPr>
         <w:lastRenderedPageBreak/>
         <w:drawing>
-          <wp:inline distT="0" distB="0" distL="0" distR="0" wp14:anchorId="1A17E933" wp14:editId="2259FF54">
-            <wp:extent cx="3350561" cy="3600000"/>
-            <wp:effectExtent l="19050" t="19050" r="21590" b="19685"/>
-            <wp:docPr id="17" name="Рисунок 17"/>
+          <wp:inline distT="0" distB="0" distL="0" distR="0" wp14:anchorId="0051520E" wp14:editId="4AC593A4">
+            <wp:extent cx="2625000" cy="3600000"/>
+            <wp:effectExtent l="19050" t="19050" r="23495" b="19685"/>
+            <wp:docPr id="27" name="Рисунок 27"/>
             <wp:cNvGraphicFramePr>
               <a:graphicFrameLocks xmlns:a="http://schemas.openxmlformats.org/drawingml/2006/main" noChangeAspect="1"/>
             </wp:cNvGraphicFramePr>
@@ -15220,7 +15233,7 @@
                   <pic:spPr>
                     <a:xfrm>
                       <a:off x="0" y="0"/>
-                      <a:ext cx="3350561" cy="3600000"/>
+                      <a:ext cx="2625000" cy="3600000"/>
                     </a:xfrm>
                     <a:prstGeom prst="rect">
                       <a:avLst/>
@@ -15279,10 +15292,10 @@
           <w:lang w:eastAsia="ru-RU"/>
         </w:rPr>
         <w:drawing>
-          <wp:inline distT="0" distB="0" distL="0" distR="0" wp14:anchorId="5964F6E7" wp14:editId="1160E5CB">
-            <wp:extent cx="5400000" cy="3935329"/>
-            <wp:effectExtent l="19050" t="19050" r="10795" b="27305"/>
-            <wp:docPr id="24" name="Рисунок 24"/>
+          <wp:inline distT="0" distB="0" distL="0" distR="0" wp14:anchorId="5ED700EC" wp14:editId="794B5039">
+            <wp:extent cx="5368281" cy="2880000"/>
+            <wp:effectExtent l="19050" t="19050" r="23495" b="15875"/>
+            <wp:docPr id="28" name="Рисунок 28"/>
             <wp:cNvGraphicFramePr>
               <a:graphicFrameLocks xmlns:a="http://schemas.openxmlformats.org/drawingml/2006/main" noChangeAspect="1"/>
             </wp:cNvGraphicFramePr>
@@ -15302,7 +15315,7 @@
                   <pic:spPr>
                     <a:xfrm>
                       <a:off x="0" y="0"/>
-                      <a:ext cx="5400000" cy="3935329"/>
+                      <a:ext cx="5368281" cy="2880000"/>
                     </a:xfrm>
                     <a:prstGeom prst="rect">
                       <a:avLst/>
@@ -15390,10 +15403,10 @@
         </w:rPr>
         <w:lastRenderedPageBreak/>
         <w:drawing>
-          <wp:inline distT="0" distB="0" distL="0" distR="0" wp14:anchorId="1AAFF6EB" wp14:editId="6BA064B8">
-            <wp:extent cx="4951085" cy="3600000"/>
-            <wp:effectExtent l="19050" t="19050" r="21590" b="19685"/>
-            <wp:docPr id="25" name="Рисунок 25"/>
+          <wp:inline distT="0" distB="0" distL="0" distR="0" wp14:anchorId="4E5F24DD" wp14:editId="33160276">
+            <wp:extent cx="5368281" cy="2880000"/>
+            <wp:effectExtent l="19050" t="19050" r="23495" b="15875"/>
+            <wp:docPr id="29" name="Рисунок 29"/>
             <wp:cNvGraphicFramePr>
               <a:graphicFrameLocks xmlns:a="http://schemas.openxmlformats.org/drawingml/2006/main" noChangeAspect="1"/>
             </wp:cNvGraphicFramePr>
@@ -15413,7 +15426,7 @@
                   <pic:spPr>
                     <a:xfrm>
                       <a:off x="0" y="0"/>
-                      <a:ext cx="4951085" cy="3600000"/>
+                      <a:ext cx="5368281" cy="2880000"/>
                     </a:xfrm>
                     <a:prstGeom prst="rect">
                       <a:avLst/>
@@ -15620,12 +15633,11 @@
           <w:szCs w:val="28"/>
           <w:lang w:eastAsia="ru-RU"/>
         </w:rPr>
-        <w:lastRenderedPageBreak/>
         <w:drawing>
-          <wp:inline distT="0" distB="0" distL="0" distR="0" wp14:anchorId="70207E65" wp14:editId="299DD81D">
-            <wp:extent cx="5400000" cy="3935886"/>
-            <wp:effectExtent l="19050" t="19050" r="10795" b="26670"/>
-            <wp:docPr id="21" name="Рисунок 21"/>
+          <wp:inline distT="0" distB="0" distL="0" distR="0" wp14:anchorId="007056EC" wp14:editId="70C3483D">
+            <wp:extent cx="5368281" cy="2880000"/>
+            <wp:effectExtent l="19050" t="19050" r="23495" b="15875"/>
+            <wp:docPr id="30" name="Рисунок 30"/>
             <wp:cNvGraphicFramePr>
               <a:graphicFrameLocks xmlns:a="http://schemas.openxmlformats.org/drawingml/2006/main" noChangeAspect="1"/>
             </wp:cNvGraphicFramePr>
@@ -15645,7 +15657,7 @@
                   <pic:spPr>
                     <a:xfrm>
                       <a:off x="0" y="0"/>
-                      <a:ext cx="5400000" cy="3935886"/>
+                      <a:ext cx="5368281" cy="2880000"/>
                     </a:xfrm>
                     <a:prstGeom prst="rect">
                       <a:avLst/>
@@ -15758,7 +15770,15 @@
           <w:sz w:val="28"/>
           <w:szCs w:val="28"/>
         </w:rPr>
-        <w:t>то появляется отдельный интерфейс с добавлением новых сотрудников</w:t>
+        <w:t xml:space="preserve">то </w:t>
+      </w:r>
+      <w:r>
+        <w:rPr>
+          <w:sz w:val="28"/>
+          <w:szCs w:val="28"/>
+        </w:rPr>
+        <w:lastRenderedPageBreak/>
+        <w:t>появляется отдельный интерфейс с добавлением новых сотрудников</w:t>
       </w:r>
       <w:r>
         <w:rPr>
@@ -15806,12 +15826,11 @@
           <w:szCs w:val="28"/>
           <w:lang w:eastAsia="ru-RU"/>
         </w:rPr>
-        <w:lastRenderedPageBreak/>
         <w:drawing>
-          <wp:inline distT="0" distB="0" distL="0" distR="0" wp14:anchorId="50B71BCA" wp14:editId="1BB20394">
-            <wp:extent cx="2468144" cy="3600000"/>
-            <wp:effectExtent l="19050" t="19050" r="27940" b="19685"/>
-            <wp:docPr id="23" name="Рисунок 23"/>
+          <wp:inline distT="0" distB="0" distL="0" distR="0" wp14:anchorId="7E301D53" wp14:editId="16E1ED5E">
+            <wp:extent cx="5368281" cy="2880000"/>
+            <wp:effectExtent l="19050" t="19050" r="23495" b="15875"/>
+            <wp:docPr id="31" name="Рисунок 31"/>
             <wp:cNvGraphicFramePr>
               <a:graphicFrameLocks xmlns:a="http://schemas.openxmlformats.org/drawingml/2006/main" noChangeAspect="1"/>
             </wp:cNvGraphicFramePr>
@@ -15831,7 +15850,7 @@
                   <pic:spPr>
                     <a:xfrm>
                       <a:off x="0" y="0"/>
-                      <a:ext cx="2468144" cy="3600000"/>
+                      <a:ext cx="5368281" cy="2880000"/>
                     </a:xfrm>
                     <a:prstGeom prst="rect">
                       <a:avLst/>
@@ -20504,7 +20523,14 @@
           <w:sz w:val="28"/>
           <w:szCs w:val="28"/>
         </w:rPr>
-        <w:t>В Приложении Е представлена аннотация</w:t>
+        <w:t>В Приложении Ж</w:t>
+      </w:r>
+      <w:r>
+        <w:rPr>
+          <w:sz w:val="28"/>
+          <w:szCs w:val="28"/>
+        </w:rPr>
+        <w:t xml:space="preserve"> представлена аннотация</w:t>
       </w:r>
       <w:r>
         <w:rPr>
@@ -20822,7 +20848,7 @@
             <w:sz w:val="28"/>
             <w:szCs w:val="28"/>
           </w:rPr>
-          <w:t>36</w:t>
+          <w:t>34</w:t>
         </w:r>
         <w:r>
           <w:rPr>
@@ -24001,7 +24027,7 @@
 </file>
 
 <file path=customXml/itemProps1.xml><?xml version="1.0" encoding="utf-8"?>
-<ds:datastoreItem xmlns:ds="http://schemas.openxmlformats.org/officeDocument/2006/customXml" ds:itemID="{FF806091-7E6F-4A00-9955-EDF506D9EA31}">
+<ds:datastoreItem xmlns:ds="http://schemas.openxmlformats.org/officeDocument/2006/customXml" ds:itemID="{A0D1DBF1-133F-4565-A57B-5244BB5E10A4}">
   <ds:schemaRefs>
     <ds:schemaRef ds:uri="http://schemas.openxmlformats.org/officeDocument/2006/bibliography"/>
   </ds:schemaRefs>
